--- a/04-reformulacion/T2/docx/T2_13_Concepto-de-campana.docx
+++ b/04-reformulacion/T2/docx/T2_13_Concepto-de-campana.docx
@@ -1536,6 +1536,14 @@
       </w:pPr>
       <w:r>
         <w:t xml:space="preserve">2.2 La historia contada (versión larga, para la web, la app y la presentación)</w:t>
+      </w:r>
+    </w:p>
+    <w:p>
+      <w:pPr>
+        <w:spacing w:after="120"/>
+      </w:pPr>
+      <w:r>
+        <w:t xml:space="preserve">Se usa tal cual solo cuando exista el informe del primer lote (sección 4.3); antes, "cada lote se analiza" se dice en futuro.</w:t>
       </w:r>
     </w:p>
     <w:p>
